--- a/women/contra_yes.docx
+++ b/women/contra_yes.docx
@@ -3610,7 +3610,7 @@
                   <w:checkBox>
                     <w:sizeAuto/>
                     <w:default w:val="0"/>
-                    <w:checked/>
+                    <w:checked w:val="0"/>
                   </w:checkBox>
                 </w:ffData>
               </w:fldChar>
@@ -4122,6 +4122,7 @@
                   <w:checkBox>
                     <w:sizeAuto/>
                     <w:default w:val="0"/>
+                    <w:checked/>
                   </w:checkBox>
                 </w:ffData>
               </w:fldChar>
@@ -4224,39 +4225,7 @@
                 <w:sz w:val="16"/>
                 <w:szCs w:val="16"/>
               </w:rPr>
-              <w:t> </w:t>
-            </w:r>
-            <w:r>
-              <w:rPr>
-                <w:noProof/>
-                <w:sz w:val="16"/>
-                <w:szCs w:val="16"/>
-              </w:rPr>
-              <w:t> </w:t>
-            </w:r>
-            <w:r>
-              <w:rPr>
-                <w:noProof/>
-                <w:sz w:val="16"/>
-                <w:szCs w:val="16"/>
-              </w:rPr>
-              <w:t> </w:t>
-            </w:r>
-            <w:r>
-              <w:rPr>
-                <w:noProof/>
-                <w:sz w:val="16"/>
-                <w:szCs w:val="16"/>
-              </w:rPr>
-              <w:t> </w:t>
-            </w:r>
-            <w:r>
-              <w:rPr>
-                <w:noProof/>
-                <w:sz w:val="16"/>
-                <w:szCs w:val="16"/>
-              </w:rPr>
-              <w:t> </w:t>
+              <w:t>Custom Injury</w:t>
             </w:r>
             <w:r>
               <w:rPr>
@@ -8326,7 +8295,7 @@
                   <w:checkBox>
                     <w:sizeAuto/>
                     <w:default w:val="0"/>
-                    <w:checked w:val="0"/>
+                    <w:checked/>
                   </w:checkBox>
                 </w:ffData>
               </w:fldChar>
@@ -8426,39 +8395,7 @@
                 <w:sz w:val="16"/>
                 <w:szCs w:val="16"/>
               </w:rPr>
-              <w:t> </w:t>
-            </w:r>
-            <w:r>
-              <w:rPr>
-                <w:noProof/>
-                <w:sz w:val="16"/>
-                <w:szCs w:val="16"/>
-              </w:rPr>
-              <w:t> </w:t>
-            </w:r>
-            <w:r>
-              <w:rPr>
-                <w:noProof/>
-                <w:sz w:val="16"/>
-                <w:szCs w:val="16"/>
-              </w:rPr>
-              <w:t> </w:t>
-            </w:r>
-            <w:r>
-              <w:rPr>
-                <w:noProof/>
-                <w:sz w:val="16"/>
-                <w:szCs w:val="16"/>
-              </w:rPr>
-              <w:t> </w:t>
-            </w:r>
-            <w:r>
-              <w:rPr>
-                <w:noProof/>
-                <w:sz w:val="16"/>
-                <w:szCs w:val="16"/>
-              </w:rPr>
-              <w:t> </w:t>
+              <w:t>Custom Exam</w:t>
             </w:r>
             <w:r>
               <w:rPr>
@@ -9749,6 +9686,7 @@
           <w:docPartUnique/>
         </w:docPartObj>
       </w:sdtPr>
+      <w:sdtEndPr/>
       <w:sdtContent>
         <w:r>
           <w:rPr>
